--- a/ssh/sshHousehold_en.docx
+++ b/ssh/sshHousehold_en.docx
@@ -60,13 +60,7 @@
               <w:rPr>
                 <w:rFonts w:ascii="Times New Roman Regular" w:hAnsi="Times New Roman Regular" w:cs="Times New Roman Regular"/>
               </w:rPr>
-              <w:t xml:space="preserve">The Household Register has the legal force for certifying identity of citizens and the mutual relations between family - members, and is the main evidence for the household registration authority to carry out household registration </w:t>
-            </w:r>
-            <w:r>
-              <w:rPr>
-                <w:rFonts w:ascii="Times New Roman Regular" w:hAnsi="Times New Roman Regular" w:cs="Times New Roman Regular"/>
-              </w:rPr>
-              <w:t xml:space="preserve">investigation and check. When the work personnel of the household registration authority </w:t>
+              <w:t xml:space="preserve">The Household Register has the legal force for certifying identity of citizens and the mutual relations between family - members, and is the main evidence for the household registration authority to carry out household registration investigation and check. When the work personnel of the household registration authority </w:t>
             </w:r>
             <w:proofErr w:type="gramStart"/>
             <w:r>
@@ -97,13 +91,7 @@
               <w:rPr>
                 <w:rFonts w:ascii="Times New Roman Regular" w:hAnsi="Times New Roman Regular" w:cs="Times New Roman Regular"/>
               </w:rPr>
-              <w:t>The householder shall</w:t>
-            </w:r>
-            <w:r>
-              <w:rPr>
-                <w:rFonts w:ascii="Times New Roman Regular" w:hAnsi="Times New Roman Regular" w:cs="Times New Roman Regular"/>
-              </w:rPr>
-              <w:t xml:space="preserve"> keep the Household Register properly. Any change, transfer or lending of the Household Register without permission is strictly prohibited. Loss of the Household Register shall be reported to the household registration authority immediately.</w:t>
+              <w:t>The householder shall keep the Household Register properly. Any change, transfer or lending of the Household Register without permission is strictly prohibited. Loss of the Household Register shall be reported to the household registration authority immediately.</w:t>
             </w:r>
           </w:p>
           <w:p>
@@ -120,13 +108,7 @@
               <w:rPr>
                 <w:rFonts w:ascii="Times New Roman Regular" w:hAnsi="Times New Roman Regular" w:cs="Times New Roman Regular"/>
               </w:rPr>
-              <w:t>The right to r</w:t>
-            </w:r>
-            <w:r>
-              <w:rPr>
-                <w:rFonts w:ascii="Times New Roman Regular" w:hAnsi="Times New Roman Regular" w:cs="Times New Roman Regular"/>
-              </w:rPr>
-              <w:t>egister on the Household Register belongs to the household registration authority, and no other units or individuals are allowed to record on the Household Register.</w:t>
+              <w:t>The right to register on the Household Register belongs to the household registration authority, and no other units or individuals are allowed to record on the Household Register.</w:t>
             </w:r>
           </w:p>
           <w:p>
@@ -143,13 +125,7 @@
               <w:rPr>
                 <w:rFonts w:ascii="Times New Roman Regular" w:hAnsi="Times New Roman Regular" w:cs="Times New Roman Regular"/>
               </w:rPr>
-              <w:t>Where household members increase or decrease, or the registered items are changed, it is r</w:t>
-            </w:r>
-            <w:r>
-              <w:rPr>
-                <w:rFonts w:ascii="Times New Roman Regular" w:hAnsi="Times New Roman Regular" w:cs="Times New Roman Regular"/>
-              </w:rPr>
-              <w:t>equired to handle registration with the household registration authority with the Household Register.</w:t>
+              <w:t>Where household members increase or decrease, or the registered items are changed, it is required to handle registration with the household registration authority with the Household Register.</w:t>
             </w:r>
           </w:p>
           <w:p>
@@ -166,13 +142,7 @@
               <w:rPr>
                 <w:rFonts w:ascii="Times New Roman Regular" w:hAnsi="Times New Roman Regular" w:cs="Times New Roman Regular"/>
               </w:rPr>
-              <w:t>If the whole family moves out of the household jurisdiction, it is required to hand in the Household Register for revocation to the household registration</w:t>
-            </w:r>
-            <w:r>
-              <w:rPr>
-                <w:rFonts w:ascii="Times New Roman Regular" w:hAnsi="Times New Roman Regular" w:cs="Times New Roman Regular"/>
-              </w:rPr>
-              <w:t xml:space="preserve"> authority.</w:t>
+              <w:t>If the whole family moves out of the household jurisdiction, it is required to hand in the Household Register for revocation to the household registration authority.</w:t>
             </w:r>
           </w:p>
         </w:tc>
@@ -717,7 +687,7 @@
                 </mc:Choice>
                 <mc:Fallback>
                   <w:pict>
-                    <v:rect w14:anchorId="79DDE8DC" id="矩形 12" o:spid="_x0000_s1026" style="position:absolute;left:0;text-align:left;margin-left:167.4pt;margin-top:197.65pt;width:77.5pt;height:34.75pt;z-index:251659776;visibility:visible;mso-wrap-style:square;mso-wrap-distance-left:9pt;mso-wrap-distance-top:0;mso-wrap-distance-right:9pt;mso-wrap-distance-bottom:0;mso-position-horizontal:absolute;mso-position-horizontal-relative:text;mso-position-vertical:absolute;mso-position-vertical-relative:text;v-text-anchor:middle" o:gfxdata="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" filled="f" strokecolor="red" strokeweight="1pt"/>
+                    <v:rect w14:anchorId="3DF6FCAF" id="矩形 12" o:spid="_x0000_s1026" style="position:absolute;left:0;text-align:left;margin-left:167.4pt;margin-top:197.65pt;width:77.5pt;height:34.75pt;z-index:251659776;visibility:visible;mso-wrap-style:square;mso-wrap-distance-left:9pt;mso-wrap-distance-top:0;mso-wrap-distance-right:9pt;mso-wrap-distance-bottom:0;mso-position-horizontal:absolute;mso-position-horizontal-relative:text;mso-position-vertical:absolute;mso-position-vertical-relative:text;v-text-anchor:middle" o:gfxdata="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" filled="f" strokecolor="red" strokeweight="1pt"/>
                   </w:pict>
                 </mc:Fallback>
               </mc:AlternateContent>
@@ -790,13 +760,7 @@
                                     <w:rPr>
                                       <w:rFonts w:ascii="Times New Roman Regular" w:hAnsi="Times New Roman Regular" w:cs="Times New Roman Regular"/>
                                     </w:rPr>
-                                    <w:t xml:space="preserve">Seal and Signature of </w:t>
-                                  </w:r>
-                                  <w:r>
-                                    <w:rPr>
-                                      <w:rFonts w:ascii="Times New Roman Regular" w:hAnsi="Times New Roman Regular" w:cs="Times New Roman Regular"/>
-                                    </w:rPr>
-                                    <w:t>Undertaker</w:t>
+                                    <w:t>Seal and Signature of Undertaker</w:t>
                                   </w:r>
                                   <w:r>
                                     <w:rPr>
@@ -853,13 +817,7 @@
                               <w:rPr>
                                 <w:rFonts w:ascii="Times New Roman Regular" w:hAnsi="Times New Roman Regular" w:cs="Times New Roman Regular"/>
                               </w:rPr>
-                              <w:t xml:space="preserve">Seal and Signature of </w:t>
-                            </w:r>
-                            <w:r>
-                              <w:rPr>
-                                <w:rFonts w:ascii="Times New Roman Regular" w:hAnsi="Times New Roman Regular" w:cs="Times New Roman Regular"/>
-                              </w:rPr>
-                              <w:t>Undertaker</w:t>
+                              <w:t>Seal and Signature of Undertaker</w:t>
                             </w:r>
                             <w:r>
                               <w:rPr>
@@ -1106,7 +1064,7 @@
                 </mc:Choice>
                 <mc:Fallback>
                   <w:pict>
-                    <v:oval w14:anchorId="3437F530" id="椭圆 9" o:spid="_x0000_s1026" style="position:absolute;left:0;text-align:left;margin-left:325.25pt;margin-top:69.5pt;width:126.7pt;height:130pt;z-index:251654656;visibility:visible;mso-wrap-style:square;mso-wrap-distance-left:9pt;mso-wrap-distance-top:0;mso-wrap-distance-right:9pt;mso-wrap-distance-bottom:0;mso-position-horizontal:absolute;mso-position-horizontal-relative:text;mso-position-vertical:absolute;mso-position-vertical-relative:text;v-text-anchor:middle" o:gfxdata="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" filled="f" strokecolor="red" strokeweight="1pt">
+                    <v:oval w14:anchorId="6C85F51F" id="椭圆 9" o:spid="_x0000_s1026" style="position:absolute;left:0;text-align:left;margin-left:325.25pt;margin-top:69.5pt;width:126.7pt;height:130pt;z-index:251654656;visibility:visible;mso-wrap-style:square;mso-wrap-distance-left:9pt;mso-wrap-distance-top:0;mso-wrap-distance-right:9pt;mso-wrap-distance-bottom:0;mso-position-horizontal:absolute;mso-position-horizontal-relative:text;mso-position-vertical:absolute;mso-position-vertical-relative:text;v-text-anchor:middle" o:gfxdata="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" filled="f" strokecolor="red" strokeweight="1pt">
                       <v:stroke joinstyle="miter"/>
                     </v:oval>
                   </w:pict>
@@ -1327,7 +1285,7 @@
                 </mc:Choice>
                 <mc:Fallback>
                   <w:pict>
-                    <v:oval w14:anchorId="007D11BE" id="椭圆 8" o:spid="_x0000_s1026" style="position:absolute;left:0;text-align:left;margin-left:23.3pt;margin-top:41.85pt;width:144.15pt;height:145pt;z-index:251644416;visibility:visible;mso-wrap-style:square;mso-wrap-distance-left:9pt;mso-wrap-distance-top:0;mso-wrap-distance-right:9pt;mso-wrap-distance-bottom:0;mso-position-horizontal:absolute;mso-position-horizontal-relative:text;mso-position-vertical:absolute;mso-position-vertical-relative:text;v-text-anchor:middle" o:gfxdata="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" filled="f" strokecolor="red" strokeweight="1pt">
+                    <v:oval w14:anchorId="5693DAE6" id="椭圆 8" o:spid="_x0000_s1026" style="position:absolute;left:0;text-align:left;margin-left:23.3pt;margin-top:41.85pt;width:144.15pt;height:145pt;z-index:251644416;visibility:visible;mso-wrap-style:square;mso-wrap-distance-left:9pt;mso-wrap-distance-top:0;mso-wrap-distance-right:9pt;mso-wrap-distance-bottom:0;mso-position-horizontal:absolute;mso-position-horizontal-relative:text;mso-position-vertical:absolute;mso-position-vertical-relative:text;v-text-anchor:middle" o:gfxdata="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" filled="f" strokecolor="red" strokeweight="1pt">
                       <v:stroke joinstyle="miter"/>
                     </v:oval>
                   </w:pict>
@@ -1863,13 +1821,7 @@
               <w:rPr>
                 <w:rFonts w:ascii="Times New Roman Regular" w:hAnsi="Times New Roman Regular" w:cs="Times New Roman Regular"/>
               </w:rPr>
-              <w:t xml:space="preserve">Handled by </w:t>
-            </w:r>
-            <w:r>
-              <w:rPr>
-                <w:rFonts w:ascii="Times New Roman Regular" w:hAnsi="Times New Roman Regular" w:cs="Times New Roman Regular"/>
-              </w:rPr>
-              <w:t>[signature &amp; seal]</w:t>
+              <w:t>Handled by [signature &amp; seal]</w:t>
             </w:r>
           </w:p>
         </w:tc>
@@ -2065,7 +2017,7 @@
                 </mc:Choice>
                 <mc:Fallback>
                   <w:pict>
-                    <v:rect w14:anchorId="783082AA" id="矩形 14" o:spid="_x0000_s1026" style="position:absolute;left:0;text-align:left;margin-left:-1.6pt;margin-top:-9.65pt;width:92.25pt;height:34.75pt;z-index:251680256;visibility:visible;mso-wrap-style:square;mso-wrap-distance-left:9pt;mso-wrap-distance-top:0;mso-wrap-distance-right:9pt;mso-wrap-distance-bottom:0;mso-position-horizontal:absolute;mso-position-horizontal-relative:text;mso-position-vertical:absolute;mso-position-vertical-relative:text;v-text-anchor:middle" o:gfxdata="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" filled="f" strokecolor="red" strokeweight="1pt"/>
+                    <v:rect w14:anchorId="0F876B51" id="矩形 14" o:spid="_x0000_s1026" style="position:absolute;left:0;text-align:left;margin-left:-1.6pt;margin-top:-9.65pt;width:92.25pt;height:34.75pt;z-index:251680256;visibility:visible;mso-wrap-style:square;mso-wrap-distance-left:9pt;mso-wrap-distance-top:0;mso-wrap-distance-right:9pt;mso-wrap-distance-bottom:0;mso-position-horizontal:absolute;mso-position-horizontal-relative:text;mso-position-vertical:absolute;mso-position-vertical-relative:text;v-text-anchor:middle" o:gfxdata="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" filled="f" strokecolor="red" strokeweight="1pt"/>
                   </w:pict>
                 </mc:Fallback>
               </mc:AlternateContent>
@@ -2583,7 +2535,7 @@
           </mc:Choice>
           <mc:Fallback>
             <w:pict>
-              <v:rect w14:anchorId="65C5788D" id="矩形 18" o:spid="_x0000_s1026" style="position:absolute;left:0;text-align:left;margin-left:6.6pt;margin-top:.85pt;width:478.35pt;height:282.5pt;z-index:251661824;visibility:visible;mso-wrap-style:square;mso-wrap-distance-left:9pt;mso-wrap-distance-top:0;mso-wrap-distance-right:9pt;mso-wrap-distance-bottom:0;mso-position-horizontal:absolute;mso-position-horizontal-relative:text;mso-position-vertical:absolute;mso-position-vertical-relative:text;v-text-anchor:middle" o:gfxdata="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" filled="f" strokecolor="black [3213]" strokeweight="1pt"/>
+              <v:rect w14:anchorId="42CF867D" id="矩形 18" o:spid="_x0000_s1026" style="position:absolute;left:0;text-align:left;margin-left:6.6pt;margin-top:.85pt;width:478.35pt;height:282.5pt;z-index:251661824;visibility:visible;mso-wrap-style:square;mso-wrap-distance-left:9pt;mso-wrap-distance-top:0;mso-wrap-distance-right:9pt;mso-wrap-distance-bottom:0;mso-position-horizontal:absolute;mso-position-horizontal-relative:text;mso-position-vertical:absolute;mso-position-vertical-relative:text;v-text-anchor:middle" o:gfxdata="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" filled="f" strokecolor="black [3213]" strokeweight="1pt"/>
             </w:pict>
           </mc:Fallback>
         </mc:AlternateContent>
@@ -2686,7 +2638,7 @@
           </mc:Choice>
           <mc:Fallback>
             <w:pict>
-              <v:rect w14:anchorId="0D52014D" id="矩形 19" o:spid="_x0000_s1026" style="position:absolute;left:0;text-align:left;margin-left:6.1pt;margin-top:.05pt;width:478.35pt;height:384.2pt;z-index:251647488;visibility:visible;mso-wrap-style:square;mso-wrap-distance-left:9pt;mso-wrap-distance-top:0;mso-wrap-distance-right:9pt;mso-wrap-distance-bottom:0;mso-position-horizontal:absolute;mso-position-horizontal-relative:text;mso-position-vertical:absolute;mso-position-vertical-relative:text;v-text-anchor:middle" o:gfxdata="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" filled="f" strokecolor="black [3213]" strokeweight="1pt"/>
+              <v:rect w14:anchorId="3C6F562C" id="矩形 19" o:spid="_x0000_s1026" style="position:absolute;left:0;text-align:left;margin-left:6.1pt;margin-top:.05pt;width:478.35pt;height:384.2pt;z-index:251647488;visibility:visible;mso-wrap-style:square;mso-wrap-distance-left:9pt;mso-wrap-distance-top:0;mso-wrap-distance-right:9pt;mso-wrap-distance-bottom:0;mso-position-horizontal:absolute;mso-position-horizontal-relative:text;mso-position-vertical:absolute;mso-position-vertical-relative:text;v-text-anchor:middle" o:gfxdata="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" filled="f" strokecolor="black [3213]" strokeweight="1pt"/>
             </w:pict>
           </mc:Fallback>
         </mc:AlternateContent>
@@ -3230,17 +3182,7 @@
                 <w:shd w:val="clear" w:color="auto" w:fill="FFFFFF"/>
                 <w:lang w:bidi="ar"/>
               </w:rPr>
-              <w:t xml:space="preserve">Religious </w:t>
-            </w:r>
-            <w:r>
-              <w:rPr>
-                <w:rFonts w:ascii="Times New Roman Semibold" w:eastAsia="PingFang SC" w:hAnsi="Times New Roman Semibold" w:cs="Times New Roman Semibold"/>
-                <w:kern w:val="0"/>
-                <w:szCs w:val="21"/>
-                <w:shd w:val="clear" w:color="auto" w:fill="FFFFFF"/>
-                <w:lang w:bidi="ar"/>
-              </w:rPr>
-              <w:t>Belief</w:t>
+              <w:t>Religious Belief</w:t>
             </w:r>
           </w:p>
         </w:tc>
@@ -3947,7 +3889,7 @@
                 </mc:Choice>
                 <mc:Fallback>
                   <w:pict>
-                    <v:rect w14:anchorId="7533CFF6" id="矩形 22" o:spid="_x0000_s1026" style="position:absolute;left:0;text-align:left;margin-left:129.3pt;margin-top:10.6pt;width:107.4pt;height:43.4pt;z-index:251657728;visibility:visible;mso-wrap-style:square;mso-wrap-distance-left:9pt;mso-wrap-distance-top:0;mso-wrap-distance-right:9pt;mso-wrap-distance-bottom:0;mso-position-horizontal:absolute;mso-position-horizontal-relative:text;mso-position-vertical:absolute;mso-position-vertical-relative:text;v-text-anchor:middle" o:gfxdata="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" filled="f" strokecolor="red" strokeweight="1pt"/>
+                    <v:rect w14:anchorId="12D63A6C" id="矩形 22" o:spid="_x0000_s1026" style="position:absolute;left:0;text-align:left;margin-left:129.3pt;margin-top:10.6pt;width:107.4pt;height:43.4pt;z-index:251657728;visibility:visible;mso-wrap-style:square;mso-wrap-distance-left:9pt;mso-wrap-distance-top:0;mso-wrap-distance-right:9pt;mso-wrap-distance-bottom:0;mso-position-horizontal:absolute;mso-position-horizontal-relative:text;mso-position-vertical:absolute;mso-position-vertical-relative:text;v-text-anchor:middle" o:gfxdata="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" filled="f" strokecolor="red" strokeweight="1pt"/>
                   </w:pict>
                 </mc:Fallback>
               </mc:AlternateContent>
@@ -4266,13 +4208,7 @@
               <w:rPr>
                 <w:rFonts w:ascii="Times New Roman Regular" w:hAnsi="Times New Roman Regular" w:cs="Times New Roman Regular"/>
               </w:rPr>
-              <w:t xml:space="preserve">Date of </w:t>
-            </w:r>
-            <w:r>
-              <w:rPr>
-                <w:rFonts w:ascii="Times New Roman Regular" w:hAnsi="Times New Roman Regular" w:cs="Times New Roman Regular"/>
-              </w:rPr>
-              <w:t>Change</w:t>
+              <w:t>Date of Change</w:t>
             </w:r>
           </w:p>
         </w:tc>
@@ -5055,7 +4991,7 @@
           </mc:Choice>
           <mc:Fallback>
             <w:pict>
-              <v:rect w14:anchorId="76863C89" id="矩形 1" o:spid="_x0000_s1026" style="position:absolute;left:0;text-align:left;margin-left:6.6pt;margin-top:.85pt;width:478.35pt;height:282.5pt;z-index:251639296;visibility:visible;mso-wrap-style:square;mso-wrap-distance-left:9pt;mso-wrap-distance-top:0;mso-wrap-distance-right:9pt;mso-wrap-distance-bottom:0;mso-position-horizontal:absolute;mso-position-horizontal-relative:text;mso-position-vertical:absolute;mso-position-vertical-relative:text;v-text-anchor:middle" o:gfxdata="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" filled="f" strokecolor="black [3213]" strokeweight="1pt"/>
+              <v:rect w14:anchorId="05F4C1CE" id="矩形 1" o:spid="_x0000_s1026" style="position:absolute;left:0;text-align:left;margin-left:6.6pt;margin-top:.85pt;width:478.35pt;height:282.5pt;z-index:251639296;visibility:visible;mso-wrap-style:square;mso-wrap-distance-left:9pt;mso-wrap-distance-top:0;mso-wrap-distance-right:9pt;mso-wrap-distance-bottom:0;mso-position-horizontal:absolute;mso-position-horizontal-relative:text;mso-position-vertical:absolute;mso-position-vertical-relative:text;v-text-anchor:middle" o:gfxdata="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" filled="f" strokecolor="black [3213]" strokeweight="1pt"/>
             </w:pict>
           </mc:Fallback>
         </mc:AlternateContent>
@@ -5158,7 +5094,7 @@
           </mc:Choice>
           <mc:Fallback>
             <w:pict>
-              <v:rect w14:anchorId="7EC3F81E" id="矩形 6" o:spid="_x0000_s1026" style="position:absolute;left:0;text-align:left;margin-left:6.1pt;margin-top:.05pt;width:478.35pt;height:384.2pt;z-index:251648512;visibility:visible;mso-wrap-style:square;mso-wrap-distance-left:9pt;mso-wrap-distance-top:0;mso-wrap-distance-right:9pt;mso-wrap-distance-bottom:0;mso-position-horizontal:absolute;mso-position-horizontal-relative:text;mso-position-vertical:absolute;mso-position-vertical-relative:text;v-text-anchor:middle" o:gfxdata="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" filled="f" strokecolor="black [3213]" strokeweight="1pt"/>
+              <v:rect w14:anchorId="12FC7D74" id="矩形 6" o:spid="_x0000_s1026" style="position:absolute;left:0;text-align:left;margin-left:6.1pt;margin-top:.05pt;width:478.35pt;height:384.2pt;z-index:251648512;visibility:visible;mso-wrap-style:square;mso-wrap-distance-left:9pt;mso-wrap-distance-top:0;mso-wrap-distance-right:9pt;mso-wrap-distance-bottom:0;mso-position-horizontal:absolute;mso-position-horizontal-relative:text;mso-position-vertical:absolute;mso-position-vertical-relative:text;v-text-anchor:middle" o:gfxdata="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" filled="f" strokecolor="black [3213]" strokeweight="1pt"/>
             </w:pict>
           </mc:Fallback>
         </mc:AlternateContent>
@@ -5749,17 +5685,7 @@
                 <w:shd w:val="clear" w:color="auto" w:fill="FFFFFF"/>
                 <w:lang w:bidi="ar"/>
               </w:rPr>
-              <w:t xml:space="preserve">Other Address in This </w:t>
-            </w:r>
-            <w:r>
-              <w:rPr>
-                <w:rFonts w:ascii="Times New Roman Semibold" w:eastAsia="PingFang SC" w:hAnsi="Times New Roman Semibold" w:cs="Times New Roman Semibold"/>
-                <w:kern w:val="0"/>
-                <w:szCs w:val="21"/>
-                <w:shd w:val="clear" w:color="auto" w:fill="FFFFFF"/>
-                <w:lang w:bidi="ar"/>
-              </w:rPr>
-              <w:t>City (County)</w:t>
+              <w:t>Other Address in This City (County)</w:t>
             </w:r>
           </w:p>
         </w:tc>
@@ -6491,7 +6417,7 @@
                 </mc:Choice>
                 <mc:Fallback>
                   <w:pict>
-                    <v:rect w14:anchorId="482117C4" id="矩形 10" o:spid="_x0000_s1026" style="position:absolute;left:0;text-align:left;margin-left:129.3pt;margin-top:10.6pt;width:107.4pt;height:43.4pt;z-index:251653632;visibility:visible;mso-wrap-style:square;mso-wrap-distance-left:9pt;mso-wrap-distance-top:0;mso-wrap-distance-right:9pt;mso-wrap-distance-bottom:0;mso-position-horizontal:absolute;mso-position-horizontal-relative:text;mso-position-vertical:absolute;mso-position-vertical-relative:text;v-text-anchor:middle" o:gfxdata="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" filled="f" strokecolor="red" strokeweight="1pt"/>
+                    <v:rect w14:anchorId="598F9B23" id="矩形 10" o:spid="_x0000_s1026" style="position:absolute;left:0;text-align:left;margin-left:129.3pt;margin-top:10.6pt;width:107.4pt;height:43.4pt;z-index:251653632;visibility:visible;mso-wrap-style:square;mso-wrap-distance-left:9pt;mso-wrap-distance-top:0;mso-wrap-distance-right:9pt;mso-wrap-distance-bottom:0;mso-position-horizontal:absolute;mso-position-horizontal-relative:text;mso-position-vertical:absolute;mso-position-vertical-relative:text;v-text-anchor:middle" o:gfxdata="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" filled="f" strokecolor="red" strokeweight="1pt"/>
                   </w:pict>
                 </mc:Fallback>
               </mc:AlternateContent>
@@ -6666,17 +6592,7 @@
           <w:shd w:val="clear" w:color="auto" w:fill="FFFFFF"/>
           <w:lang w:bidi="ar"/>
         </w:rPr>
-        <w:t xml:space="preserve">Seal and Signature of </w:t>
-      </w:r>
-      <w:r>
-        <w:rPr>
-          <w:rFonts w:ascii="Times New Roman Regular" w:eastAsia="PingFang SC" w:hAnsi="Times New Roman Regular" w:cs="Times New Roman Regular"/>
-          <w:kern w:val="0"/>
-          <w:szCs w:val="21"/>
-          <w:shd w:val="clear" w:color="auto" w:fill="FFFFFF"/>
-          <w:lang w:bidi="ar"/>
-        </w:rPr>
-        <w:t>Undertaker</w:t>
+        <w:t>Seal and Signature of Undertaker</w:t>
       </w:r>
       <w:r>
         <w:rPr>
@@ -7029,7 +6945,7 @@
                 </mc:Choice>
                 <mc:Fallback>
                   <w:pict>
-                    <v:rect w14:anchorId="05366201" id="矩形 16" o:spid="_x0000_s1026" style="position:absolute;left:0;text-align:left;margin-left:-2.55pt;margin-top:-8.35pt;width:85.5pt;height:34.75pt;z-index:251652608;visibility:visible;mso-wrap-style:square;mso-wrap-distance-left:9pt;mso-wrap-distance-top:0;mso-wrap-distance-right:9pt;mso-wrap-distance-bottom:0;mso-position-horizontal:absolute;mso-position-horizontal-relative:text;mso-position-vertical:absolute;mso-position-vertical-relative:text;v-text-anchor:middle" o:gfxdata="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" filled="f" strokecolor="red" strokeweight="1pt"/>
+                    <v:rect w14:anchorId="3604703B" id="矩形 16" o:spid="_x0000_s1026" style="position:absolute;left:0;text-align:left;margin-left:-2.55pt;margin-top:-8.35pt;width:85.5pt;height:34.75pt;z-index:251652608;visibility:visible;mso-wrap-style:square;mso-wrap-distance-left:9pt;mso-wrap-distance-top:0;mso-wrap-distance-right:9pt;mso-wrap-distance-bottom:0;mso-position-horizontal:absolute;mso-position-horizontal-relative:text;mso-position-vertical:absolute;mso-position-vertical-relative:text;v-text-anchor:middle" o:gfxdata="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" filled="f" strokecolor="red" strokeweight="1pt"/>
                   </w:pict>
                 </mc:Fallback>
               </mc:AlternateContent>
@@ -7675,7 +7591,7 @@
           </mc:Choice>
           <mc:Fallback>
             <w:pict>
-              <v:rect w14:anchorId="72AA3447" id="矩形 13" o:spid="_x0000_s1026" style="position:absolute;left:0;text-align:left;margin-left:6.6pt;margin-top:.85pt;width:478.35pt;height:282.5pt;z-index:251650560;visibility:visible;mso-wrap-style:square;mso-wrap-distance-left:9pt;mso-wrap-distance-top:0;mso-wrap-distance-right:9pt;mso-wrap-distance-bottom:0;mso-position-horizontal:absolute;mso-position-horizontal-relative:text;mso-position-vertical:absolute;mso-position-vertical-relative:text;v-text-anchor:middle" o:gfxdata="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" filled="f" strokecolor="black [3213]" strokeweight="1pt"/>
+              <v:rect w14:anchorId="0D3DD05E" id="矩形 13" o:spid="_x0000_s1026" style="position:absolute;left:0;text-align:left;margin-left:6.6pt;margin-top:.85pt;width:478.35pt;height:282.5pt;z-index:251650560;visibility:visible;mso-wrap-style:square;mso-wrap-distance-left:9pt;mso-wrap-distance-top:0;mso-wrap-distance-right:9pt;mso-wrap-distance-bottom:0;mso-position-horizontal:absolute;mso-position-horizontal-relative:text;mso-position-vertical:absolute;mso-position-vertical-relative:text;v-text-anchor:middle" o:gfxdata="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" filled="f" strokecolor="black [3213]" strokeweight="1pt"/>
             </w:pict>
           </mc:Fallback>
         </mc:AlternateContent>
@@ -7688,17 +7604,7 @@
           <w:sz w:val="32"/>
           <w:szCs w:val="32"/>
         </w:rPr>
-        <w:t xml:space="preserve">Registration of Address </w:t>
-      </w:r>
-      <w:r>
-        <w:rPr>
-          <w:rFonts w:ascii="Times New Roman Bold" w:hAnsi="Times New Roman Bold" w:cs="Times New Roman Bold"/>
-          <w:b/>
-          <w:bCs/>
-          <w:sz w:val="32"/>
-          <w:szCs w:val="32"/>
-        </w:rPr>
-        <w:t>Change</w:t>
+        <w:t>Registration of Address Change</w:t>
       </w:r>
     </w:p>
     <w:p>
@@ -7893,7 +7799,7 @@
           </mc:Choice>
           <mc:Fallback>
             <w:pict>
-              <v:rect w14:anchorId="4E5DEF9D" id="矩形 15" o:spid="_x0000_s1026" style="position:absolute;left:0;text-align:left;margin-left:6.1pt;margin-top:.05pt;width:478.35pt;height:384.2pt;z-index:251638272;visibility:visible;mso-wrap-style:square;mso-wrap-distance-left:9pt;mso-wrap-distance-top:0;mso-wrap-distance-right:9pt;mso-wrap-distance-bottom:0;mso-position-horizontal:absolute;mso-position-horizontal-relative:text;mso-position-vertical:absolute;mso-position-vertical-relative:text;v-text-anchor:middle" o:gfxdata="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" filled="f" strokecolor="black [3213]" strokeweight="1pt"/>
+              <v:rect w14:anchorId="4228558A" id="矩形 15" o:spid="_x0000_s1026" style="position:absolute;left:0;text-align:left;margin-left:6.1pt;margin-top:.05pt;width:478.35pt;height:384.2pt;z-index:251638272;visibility:visible;mso-wrap-style:square;mso-wrap-distance-left:9pt;mso-wrap-distance-top:0;mso-wrap-distance-right:9pt;mso-wrap-distance-bottom:0;mso-position-horizontal:absolute;mso-position-horizontal-relative:text;mso-position-vertical:absolute;mso-position-vertical-relative:text;v-text-anchor:middle" o:gfxdata="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" filled="f" strokecolor="black [3213]" strokeweight="1pt"/>
             </w:pict>
           </mc:Fallback>
         </mc:AlternateContent>
@@ -9180,13 +9086,7 @@
                                     <w:rPr>
                                       <w:color w:val="FF0000"/>
                                     </w:rPr>
-                                    <w:t xml:space="preserve">XiaoZheng Police Station – Household </w:t>
-                                  </w:r>
-                                  <w:r>
-                                    <w:rPr>
-                                      <w:color w:val="FF0000"/>
-                                    </w:rPr>
-                                    <w:t>Registration Acceptance Seal</w:t>
+                                    <w:t>XiaoZheng Police Station – Household Registration Acceptance Seal</w:t>
                                   </w:r>
                                 </w:p>
                               </w:txbxContent>
@@ -9210,13 +9110,7 @@
                               <w:rPr>
                                 <w:color w:val="FF0000"/>
                               </w:rPr>
-                              <w:t xml:space="preserve">XiaoZheng Police Station – Household </w:t>
-                            </w:r>
-                            <w:r>
-                              <w:rPr>
-                                <w:color w:val="FF0000"/>
-                              </w:rPr>
-                              <w:t>Registration Acceptance Seal</w:t>
+                              <w:t>XiaoZheng Police Station – Household Registration Acceptance Seal</w:t>
                             </w:r>
                           </w:p>
                         </w:txbxContent>
@@ -9417,6 +9311,15 @@
         <w:t>：</w:t>
       </w:r>
     </w:p>
+    <w:p>
+      <w:pPr>
+        <w:widowControl/>
+        <w:jc w:val="left"/>
+      </w:pPr>
+      <w:r>
+        <w:br w:type="page"/>
+      </w:r>
+    </w:p>
     <w:p/>
     <w:tbl>
       <w:tblPr>
@@ -10233,7 +10136,7 @@
           </mc:Choice>
           <mc:Fallback>
             <w:pict>
-              <v:rect w14:anchorId="1150D122" id="矩形 26" o:spid="_x0000_s1026" style="position:absolute;left:0;text-align:left;margin-left:6.6pt;margin-top:.85pt;width:478.35pt;height:282.5pt;z-index:251637248;visibility:visible;mso-wrap-style:square;mso-wrap-distance-left:9pt;mso-wrap-distance-top:0;mso-wrap-distance-right:9pt;mso-wrap-distance-bottom:0;mso-position-horizontal:absolute;mso-position-horizontal-relative:text;mso-position-vertical:absolute;mso-position-vertical-relative:text;v-text-anchor:middle" o:gfxdata="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" filled="f" strokecolor="black [3213]" strokeweight="1pt"/>
+              <v:rect w14:anchorId="6B90A63D" id="矩形 26" o:spid="_x0000_s1026" style="position:absolute;left:0;text-align:left;margin-left:6.6pt;margin-top:.85pt;width:478.35pt;height:282.5pt;z-index:251637248;visibility:visible;mso-wrap-style:square;mso-wrap-distance-left:9pt;mso-wrap-distance-top:0;mso-wrap-distance-right:9pt;mso-wrap-distance-bottom:0;mso-position-horizontal:absolute;mso-position-horizontal-relative:text;mso-position-vertical:absolute;mso-position-vertical-relative:text;v-text-anchor:middle" o:gfxdata="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" filled="f" strokecolor="black [3213]" strokeweight="1pt"/>
             </w:pict>
           </mc:Fallback>
         </mc:AlternateContent>
@@ -10441,7 +10344,7 @@
           </mc:Choice>
           <mc:Fallback>
             <w:pict>
-              <v:rect w14:anchorId="0A39E972" id="矩形 27" o:spid="_x0000_s1026" style="position:absolute;left:0;text-align:left;margin-left:6.1pt;margin-top:.05pt;width:478.35pt;height:384.2pt;z-index:251640320;visibility:visible;mso-wrap-style:square;mso-wrap-distance-left:9pt;mso-wrap-distance-top:0;mso-wrap-distance-right:9pt;mso-wrap-distance-bottom:0;mso-position-horizontal:absolute;mso-position-horizontal-relative:text;mso-position-vertical:absolute;mso-position-vertical-relative:text;v-text-anchor:middle" o:gfxdata="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" filled="f" strokecolor="black [3213]" strokeweight="1pt"/>
+              <v:rect w14:anchorId="3F464ED0" id="矩形 27" o:spid="_x0000_s1026" style="position:absolute;left:0;text-align:left;margin-left:6.1pt;margin-top:.05pt;width:478.35pt;height:384.2pt;z-index:251640320;visibility:visible;mso-wrap-style:square;mso-wrap-distance-left:9pt;mso-wrap-distance-top:0;mso-wrap-distance-right:9pt;mso-wrap-distance-bottom:0;mso-position-horizontal:absolute;mso-position-horizontal-relative:text;mso-position-vertical:absolute;mso-position-vertical-relative:text;v-text-anchor:middle" o:gfxdata="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" filled="f" strokecolor="black [3213]" strokeweight="1pt"/>
             </w:pict>
           </mc:Fallback>
         </mc:AlternateContent>
@@ -11230,17 +11133,7 @@
                 <w:shd w:val="clear" w:color="auto" w:fill="FFFFFF"/>
                 <w:lang w:bidi="ar"/>
               </w:rPr>
-              <w:t xml:space="preserve">Citizen Identity Card </w:t>
-            </w:r>
-            <w:r>
-              <w:rPr>
-                <w:rFonts w:ascii="Times New Roman Semibold" w:eastAsia="PingFang SC" w:hAnsi="Times New Roman Semibold" w:cs="Times New Roman Semibold"/>
-                <w:kern w:val="0"/>
-                <w:szCs w:val="21"/>
-                <w:shd w:val="clear" w:color="auto" w:fill="FFFFFF"/>
-                <w:lang w:bidi="ar"/>
-              </w:rPr>
-              <w:t>Number</w:t>
+              <w:t>Citizen Identity Card Number</w:t>
             </w:r>
           </w:p>
         </w:tc>
@@ -11651,13 +11544,7 @@
               <w:rPr>
                 <w:rFonts w:ascii="Times New Roman Regular" w:hAnsi="Times New Roman Regular" w:cs="Times New Roman Regular"/>
               </w:rPr>
-              <w:t xml:space="preserve">People's </w:t>
-            </w:r>
-            <w:r>
-              <w:rPr>
-                <w:rFonts w:ascii="Times New Roman Regular" w:hAnsi="Times New Roman Regular" w:cs="Times New Roman Regular"/>
-              </w:rPr>
-              <w:t>Police and Public Security Personnel</w:t>
+              <w:t>People's Police and Public Security Personnel</w:t>
             </w:r>
           </w:p>
         </w:tc>
@@ -11924,17 +11811,7 @@
           <w:shd w:val="clear" w:color="auto" w:fill="FFFFFF"/>
           <w:lang w:bidi="ar"/>
         </w:rPr>
-        <w:t xml:space="preserve">Seal and </w:t>
-      </w:r>
-      <w:r>
-        <w:rPr>
-          <w:rFonts w:ascii="Times New Roman Regular" w:eastAsia="PingFang SC" w:hAnsi="Times New Roman Regular" w:cs="Times New Roman Regular"/>
-          <w:kern w:val="0"/>
-          <w:szCs w:val="21"/>
-          <w:shd w:val="clear" w:color="auto" w:fill="FFFFFF"/>
-          <w:lang w:bidi="ar"/>
-        </w:rPr>
-        <w:t>Signature of Undertaker</w:t>
+        <w:t>Seal and Signature of Undertaker</w:t>
       </w:r>
       <w:r>
         <w:rPr>
@@ -12008,6 +11885,7 @@
               <w:rPr>
                 <w:rFonts w:ascii="Times New Roman Regular" w:hAnsi="Times New Roman Regular" w:cs="Times New Roman Regular"/>
               </w:rPr>
+              <w:lastRenderedPageBreak/>
               <w:t>Item</w:t>
             </w:r>
           </w:p>
@@ -12787,7 +12665,7 @@
           </mc:Choice>
           <mc:Fallback>
             <w:pict>
-              <v:rect w14:anchorId="1F31F407" id="矩形 31" o:spid="_x0000_s1026" style="position:absolute;left:0;text-align:left;margin-left:6.6pt;margin-top:.85pt;width:478.35pt;height:282.5pt;z-index:251641344;visibility:visible;mso-wrap-style:square;mso-wrap-distance-left:9pt;mso-wrap-distance-top:0;mso-wrap-distance-right:9pt;mso-wrap-distance-bottom:0;mso-position-horizontal:absolute;mso-position-horizontal-relative:text;mso-position-vertical:absolute;mso-position-vertical-relative:text;v-text-anchor:middle" o:gfxdata="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" filled="f" strokecolor="black [3213]" strokeweight="1pt"/>
+              <v:rect w14:anchorId="39562A85" id="矩形 31" o:spid="_x0000_s1026" style="position:absolute;left:0;text-align:left;margin-left:6.6pt;margin-top:.85pt;width:478.35pt;height:282.5pt;z-index:251641344;visibility:visible;mso-wrap-style:square;mso-wrap-distance-left:9pt;mso-wrap-distance-top:0;mso-wrap-distance-right:9pt;mso-wrap-distance-bottom:0;mso-position-horizontal:absolute;mso-position-horizontal-relative:text;mso-position-vertical:absolute;mso-position-vertical-relative:text;v-text-anchor:middle" o:gfxdata="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" filled="f" strokecolor="black [3213]" strokeweight="1pt"/>
             </w:pict>
           </mc:Fallback>
         </mc:AlternateContent>
@@ -12995,7 +12873,7 @@
           </mc:Choice>
           <mc:Fallback>
             <w:pict>
-              <v:rect w14:anchorId="072E1D7E" id="矩形 32" o:spid="_x0000_s1026" style="position:absolute;left:0;text-align:left;margin-left:6.1pt;margin-top:.05pt;width:478.35pt;height:384.2pt;z-index:251645440;visibility:visible;mso-wrap-style:square;mso-wrap-distance-left:9pt;mso-wrap-distance-top:0;mso-wrap-distance-right:9pt;mso-wrap-distance-bottom:0;mso-position-horizontal:absolute;mso-position-horizontal-relative:text;mso-position-vertical:absolute;mso-position-vertical-relative:text;v-text-anchor:middle" o:gfxdata="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" filled="f" strokecolor="black [3213]" strokeweight="1pt"/>
+              <v:rect w14:anchorId="7B59A94E" id="矩形 32" o:spid="_x0000_s1026" style="position:absolute;left:0;text-align:left;margin-left:6.1pt;margin-top:.05pt;width:478.35pt;height:384.2pt;z-index:251645440;visibility:visible;mso-wrap-style:square;mso-wrap-distance-left:9pt;mso-wrap-distance-top:0;mso-wrap-distance-right:9pt;mso-wrap-distance-bottom:0;mso-position-horizontal:absolute;mso-position-horizontal-relative:text;mso-position-vertical:absolute;mso-position-vertical-relative:text;v-text-anchor:middle" o:gfxdata="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" filled="f" strokecolor="black [3213]" strokeweight="1pt"/>
             </w:pict>
           </mc:Fallback>
         </mc:AlternateContent>
@@ -13007,16 +12885,7 @@
           <w:sz w:val="32"/>
           <w:szCs w:val="32"/>
         </w:rPr>
-        <w:t xml:space="preserve">Resident </w:t>
-      </w:r>
-      <w:r>
-        <w:rPr>
-          <w:rFonts w:ascii="Times New Roman Bold" w:hAnsi="Times New Roman Bold" w:cs="Times New Roman Bold"/>
-          <w:b/>
-          <w:sz w:val="32"/>
-          <w:szCs w:val="32"/>
-        </w:rPr>
-        <w:t>Population Registration Card</w:t>
+        <w:t>Resident Population Registration Card</w:t>
       </w:r>
     </w:p>
     <w:tbl>
@@ -13508,13 +13377,7 @@
               <w:rPr>
                 <w:rFonts w:ascii="Times New Roman Regular" w:hAnsi="Times New Roman Regular" w:cs="Times New Roman Regular"/>
               </w:rPr>
-              <w:t xml:space="preserve"> County, </w:t>
-            </w:r>
-            <w:r>
-              <w:rPr>
-                <w:rFonts w:ascii="Times New Roman Regular" w:hAnsi="Times New Roman Regular" w:cs="Times New Roman Regular"/>
-              </w:rPr>
-              <w:t>Shanghai</w:t>
+              <w:t xml:space="preserve"> County, Shanghai</w:t>
             </w:r>
           </w:p>
         </w:tc>
@@ -13875,13 +13738,7 @@
               <w:rPr>
                 <w:rFonts w:ascii="Times New Roman Regular" w:hAnsi="Times New Roman Regular" w:cs="Times New Roman Regular"/>
               </w:rPr>
-              <w:t xml:space="preserve">Secondary Technical School </w:t>
-            </w:r>
-            <w:r>
-              <w:rPr>
-                <w:rFonts w:ascii="Times New Roman Regular" w:hAnsi="Times New Roman Regular" w:cs="Times New Roman Regular"/>
-              </w:rPr>
-              <w:t>Graduate</w:t>
+              <w:t>Secondary Technical School Graduate</w:t>
             </w:r>
           </w:p>
         </w:tc>
@@ -14207,13 +14064,7 @@
               <w:rPr>
                 <w:rFonts w:ascii="Times New Roman Regular" w:hAnsi="Times New Roman Regular" w:cs="Times New Roman Regular"/>
               </w:rPr>
-              <w:t xml:space="preserve">March 29, </w:t>
-            </w:r>
-            <w:r>
-              <w:rPr>
-                <w:rFonts w:ascii="Times New Roman Regular" w:hAnsi="Times New Roman Regular" w:cs="Times New Roman Regular"/>
-              </w:rPr>
-              <w:t xml:space="preserve">2010; Room 502, No. 51, </w:t>
+              <w:t xml:space="preserve">March 29, 2010; Room 502, No. 51, </w:t>
             </w:r>
             <w:proofErr w:type="spellStart"/>
             <w:r>
@@ -14341,6 +14192,7 @@
               <w:rPr>
                 <w:rFonts w:ascii="Times New Roman Regular" w:hAnsi="Times New Roman Regular" w:cs="Times New Roman Regular"/>
               </w:rPr>
+              <w:lastRenderedPageBreak/>
               <w:t>Item</w:t>
             </w:r>
           </w:p>
@@ -14415,14 +14267,7 @@
               <w:rPr>
                 <w:rFonts w:ascii="Times New Roman Regular" w:hAnsi="Times New Roman Regular" w:cs="Times New Roman Regular"/>
               </w:rPr>
-              <w:t xml:space="preserve">Handled by [signature </w:t>
-            </w:r>
-            <w:r>
-              <w:rPr>
-                <w:rFonts w:ascii="Times New Roman Regular" w:hAnsi="Times New Roman Regular" w:cs="Times New Roman Regular"/>
-              </w:rPr>
-              <w:lastRenderedPageBreak/>
-              <w:t>&amp; seal]</w:t>
+              <w:t>Handled by [signature &amp; seal]</w:t>
             </w:r>
           </w:p>
         </w:tc>
@@ -15127,7 +14972,7 @@
           </mc:Choice>
           <mc:Fallback>
             <w:pict>
-              <v:rect w14:anchorId="0BF9B0FC" id="矩形 40" o:spid="_x0000_s1026" style="position:absolute;left:0;text-align:left;margin-left:6.6pt;margin-top:.85pt;width:478.35pt;height:282.5pt;z-index:251642368;visibility:visible;mso-wrap-style:square;mso-wrap-distance-left:9pt;mso-wrap-distance-top:0;mso-wrap-distance-right:9pt;mso-wrap-distance-bottom:0;mso-position-horizontal:absolute;mso-position-horizontal-relative:text;mso-position-vertical:absolute;mso-position-vertical-relative:text;v-text-anchor:middle" o:gfxdata="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" filled="f" strokecolor="black [3213]" strokeweight="1pt"/>
+              <v:rect w14:anchorId="6535CC9D" id="矩形 40" o:spid="_x0000_s1026" style="position:absolute;left:0;text-align:left;margin-left:6.6pt;margin-top:.85pt;width:478.35pt;height:282.5pt;z-index:251642368;visibility:visible;mso-wrap-style:square;mso-wrap-distance-left:9pt;mso-wrap-distance-top:0;mso-wrap-distance-right:9pt;mso-wrap-distance-bottom:0;mso-position-horizontal:absolute;mso-position-horizontal-relative:text;mso-position-vertical:absolute;mso-position-vertical-relative:text;v-text-anchor:middle" o:gfxdata="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" filled="f" strokecolor="black [3213]" strokeweight="1pt"/>
             </w:pict>
           </mc:Fallback>
         </mc:AlternateContent>
@@ -15140,17 +14985,7 @@
           <w:sz w:val="32"/>
           <w:szCs w:val="32"/>
         </w:rPr>
-        <w:t xml:space="preserve">Registration of </w:t>
-      </w:r>
-      <w:r>
-        <w:rPr>
-          <w:rFonts w:ascii="Times New Roman Bold" w:hAnsi="Times New Roman Bold" w:cs="Times New Roman Bold"/>
-          <w:b/>
-          <w:bCs/>
-          <w:sz w:val="32"/>
-          <w:szCs w:val="32"/>
-        </w:rPr>
-        <w:t>Address Change</w:t>
+        <w:t>Registration of Address Change</w:t>
       </w:r>
     </w:p>
     <w:p>
@@ -15345,7 +15180,7 @@
           </mc:Choice>
           <mc:Fallback>
             <w:pict>
-              <v:rect w14:anchorId="2986A57E" id="矩形 41" o:spid="_x0000_s1026" style="position:absolute;left:0;text-align:left;margin-left:6.1pt;margin-top:.05pt;width:478.35pt;height:384.2pt;z-index:251649536;visibility:visible;mso-wrap-style:square;mso-wrap-distance-left:9pt;mso-wrap-distance-top:0;mso-wrap-distance-right:9pt;mso-wrap-distance-bottom:0;mso-position-horizontal:absolute;mso-position-horizontal-relative:text;mso-position-vertical:absolute;mso-position-vertical-relative:text;v-text-anchor:middle" o:gfxdata="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" filled="f" strokecolor="black [3213]" strokeweight="1pt"/>
+              <v:rect w14:anchorId="1F39A405" id="矩形 41" o:spid="_x0000_s1026" style="position:absolute;left:0;text-align:left;margin-left:6.1pt;margin-top:.05pt;width:478.35pt;height:384.2pt;z-index:251649536;visibility:visible;mso-wrap-style:square;mso-wrap-distance-left:9pt;mso-wrap-distance-top:0;mso-wrap-distance-right:9pt;mso-wrap-distance-bottom:0;mso-position-horizontal:absolute;mso-position-horizontal-relative:text;mso-position-vertical:absolute;mso-position-vertical-relative:text;v-text-anchor:middle" o:gfxdata="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" filled="f" strokecolor="black [3213]" strokeweight="1pt"/>
             </w:pict>
           </mc:Fallback>
         </mc:AlternateContent>
@@ -15732,13 +15567,7 @@
               <w:rPr>
                 <w:rFonts w:ascii="Times New Roman Regular" w:hAnsi="Times New Roman Regular" w:cs="Times New Roman Regular"/>
               </w:rPr>
-              <w:t xml:space="preserve"> County, </w:t>
-            </w:r>
-            <w:r>
-              <w:rPr>
-                <w:rFonts w:ascii="Times New Roman Regular" w:hAnsi="Times New Roman Regular" w:cs="Times New Roman Regular"/>
-              </w:rPr>
-              <w:t>Shanghai</w:t>
+              <w:t xml:space="preserve"> County, Shanghai</w:t>
             </w:r>
           </w:p>
         </w:tc>
@@ -16552,17 +16381,7 @@
           <w:shd w:val="clear" w:color="auto" w:fill="FFFFFF"/>
           <w:lang w:bidi="ar"/>
         </w:rPr>
-        <w:t xml:space="preserve">Seal and </w:t>
-      </w:r>
-      <w:r>
-        <w:rPr>
-          <w:rFonts w:ascii="Times New Roman Regular" w:eastAsia="PingFang SC" w:hAnsi="Times New Roman Regular" w:cs="Times New Roman Regular"/>
-          <w:kern w:val="0"/>
-          <w:szCs w:val="21"/>
-          <w:shd w:val="clear" w:color="auto" w:fill="FFFFFF"/>
-          <w:lang w:bidi="ar"/>
-        </w:rPr>
-        <w:t>Signature of Undertaker</w:t>
+        <w:t>Seal and Signature of Undertaker</w:t>
       </w:r>
       <w:r>
         <w:rPr>
@@ -16648,6 +16467,7 @@
               <w:rPr>
                 <w:rFonts w:ascii="Times New Roman Regular" w:hAnsi="Times New Roman Regular" w:cs="Times New Roman Regular"/>
               </w:rPr>
+              <w:lastRenderedPageBreak/>
               <w:t>Item</w:t>
             </w:r>
           </w:p>
@@ -17427,7 +17247,7 @@
           </mc:Choice>
           <mc:Fallback>
             <w:pict>
-              <v:rect w14:anchorId="3107CCA6" id="矩形 45" o:spid="_x0000_s1026" style="position:absolute;left:0;text-align:left;margin-left:6.6pt;margin-top:.85pt;width:478.35pt;height:282.5pt;z-index:251643392;visibility:visible;mso-wrap-style:square;mso-wrap-distance-left:9pt;mso-wrap-distance-top:0;mso-wrap-distance-right:9pt;mso-wrap-distance-bottom:0;mso-position-horizontal:absolute;mso-position-horizontal-relative:text;mso-position-vertical:absolute;mso-position-vertical-relative:text;v-text-anchor:middle" o:gfxdata="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" filled="f" strokecolor="black [3213]" strokeweight="1pt"/>
+              <v:rect w14:anchorId="79755DD7" id="矩形 45" o:spid="_x0000_s1026" style="position:absolute;left:0;text-align:left;margin-left:6.6pt;margin-top:.85pt;width:478.35pt;height:282.5pt;z-index:251643392;visibility:visible;mso-wrap-style:square;mso-wrap-distance-left:9pt;mso-wrap-distance-top:0;mso-wrap-distance-right:9pt;mso-wrap-distance-bottom:0;mso-position-horizontal:absolute;mso-position-horizontal-relative:text;mso-position-vertical:absolute;mso-position-vertical-relative:text;v-text-anchor:middle" o:gfxdata="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" filled="f" strokecolor="black [3213]" strokeweight="1pt"/>
             </w:pict>
           </mc:Fallback>
         </mc:AlternateContent>
@@ -17530,7 +17350,7 @@
           </mc:Choice>
           <mc:Fallback>
             <w:pict>
-              <v:rect w14:anchorId="1C97867D" id="矩形 46" o:spid="_x0000_s1026" style="position:absolute;left:0;text-align:left;margin-left:6.1pt;margin-top:.05pt;width:478.35pt;height:384.2pt;z-index:251651584;visibility:visible;mso-wrap-style:square;mso-wrap-distance-left:9pt;mso-wrap-distance-top:0;mso-wrap-distance-right:9pt;mso-wrap-distance-bottom:0;mso-position-horizontal:absolute;mso-position-horizontal-relative:text;mso-position-vertical:absolute;mso-position-vertical-relative:text;v-text-anchor:middle" o:gfxdata="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" filled="f" strokecolor="black [3213]" strokeweight="1pt"/>
+              <v:rect w14:anchorId="46298DDC" id="矩形 46" o:spid="_x0000_s1026" style="position:absolute;left:0;text-align:left;margin-left:6.1pt;margin-top:.05pt;width:478.35pt;height:384.2pt;z-index:251651584;visibility:visible;mso-wrap-style:square;mso-wrap-distance-left:9pt;mso-wrap-distance-top:0;mso-wrap-distance-right:9pt;mso-wrap-distance-bottom:0;mso-position-horizontal:absolute;mso-position-horizontal-relative:text;mso-position-vertical:absolute;mso-position-vertical-relative:text;v-text-anchor:middle" o:gfxdata="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" filled="f" strokecolor="black [3213]" strokeweight="1pt"/>
             </w:pict>
           </mc:Fallback>
         </mc:AlternateContent>
@@ -18622,6 +18442,7 @@
               <w:rPr>
                 <w:rFonts w:ascii="Times New Roman Regular" w:hAnsi="Times New Roman Regular" w:cs="Times New Roman Regular"/>
               </w:rPr>
+              <w:lastRenderedPageBreak/>
               <w:t>Item</w:t>
             </w:r>
           </w:p>
@@ -18696,14 +18517,7 @@
               <w:rPr>
                 <w:rFonts w:ascii="Times New Roman Regular" w:hAnsi="Times New Roman Regular" w:cs="Times New Roman Regular"/>
               </w:rPr>
-              <w:t xml:space="preserve">Handled by [signature </w:t>
-            </w:r>
-            <w:r>
-              <w:rPr>
-                <w:rFonts w:ascii="Times New Roman Regular" w:hAnsi="Times New Roman Regular" w:cs="Times New Roman Regular"/>
-              </w:rPr>
-              <w:lastRenderedPageBreak/>
-              <w:t>&amp; seal]</w:t>
+              <w:t>Handled by [signature &amp; seal]</w:t>
             </w:r>
           </w:p>
         </w:tc>
@@ -19408,7 +19222,7 @@
           </mc:Choice>
           <mc:Fallback>
             <w:pict>
-              <v:rect w14:anchorId="7361E5F9" id="矩形 50" o:spid="_x0000_s1026" style="position:absolute;left:0;text-align:left;margin-left:6.6pt;margin-top:.85pt;width:478.35pt;height:282.5pt;z-index:251646464;visibility:visible;mso-wrap-style:square;mso-wrap-distance-left:9pt;mso-wrap-distance-top:0;mso-wrap-distance-right:9pt;mso-wrap-distance-bottom:0;mso-position-horizontal:absolute;mso-position-horizontal-relative:text;mso-position-vertical:absolute;mso-position-vertical-relative:text;v-text-anchor:middle" o:gfxdata="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" filled="f" strokecolor="black [3213]" strokeweight="1pt"/>
+              <v:rect w14:anchorId="5E9849BB" id="矩形 50" o:spid="_x0000_s1026" style="position:absolute;left:0;text-align:left;margin-left:6.6pt;margin-top:.85pt;width:478.35pt;height:282.5pt;z-index:251646464;visibility:visible;mso-wrap-style:square;mso-wrap-distance-left:9pt;mso-wrap-distance-top:0;mso-wrap-distance-right:9pt;mso-wrap-distance-bottom:0;mso-position-horizontal:absolute;mso-position-horizontal-relative:text;mso-position-vertical:absolute;mso-position-vertical-relative:text;v-text-anchor:middle" o:gfxdata="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" filled="f" strokecolor="black [3213]" strokeweight="1pt"/>
             </w:pict>
           </mc:Fallback>
         </mc:AlternateContent>
